--- a/output/en/Resume_Frontend_Engineer.docx
+++ b/output/en/Resume_Frontend_Engineer.docx
@@ -157,7 +157,109 @@
           <w:color w:val="1E293B"/>
           <w:sz w:val="19"/>
         </w:rPr>
-        <w:t>Developed the NTMC Dashboard Utama, a mission-critical operational and traffic monitoring web application leveraging React 19, React Router v7, TypeScript, Tailwind CSS v4, and shadcn/ui.</w:t>
+        <w:t xml:space="preserve">Architected and deployed the </w:t>
+      </w:r>
+      <w:r>
+        <w:rPr>
+          <w:rFonts w:ascii="Calibri" w:hAnsi="Calibri"/>
+          <w:b/>
+          <w:color w:val="0F172A"/>
+          <w:sz w:val="19"/>
+        </w:rPr>
+        <w:t>NTMC Command Center Dashboard Utama</w:t>
+      </w:r>
+      <w:r>
+        <w:rPr>
+          <w:rFonts w:ascii="Calibri" w:hAnsi="Calibri"/>
+          <w:color w:val="1E293B"/>
+          <w:sz w:val="19"/>
+        </w:rPr>
+        <w:t xml:space="preserve">, an operational traffic &amp; incident monitoring platform utilizing </w:t>
+      </w:r>
+      <w:r>
+        <w:rPr>
+          <w:rFonts w:ascii="Calibri" w:hAnsi="Calibri"/>
+          <w:b/>
+          <w:color w:val="0F172A"/>
+          <w:sz w:val="19"/>
+        </w:rPr>
+        <w:t>React 19</w:t>
+      </w:r>
+      <w:r>
+        <w:rPr>
+          <w:rFonts w:ascii="Calibri" w:hAnsi="Calibri"/>
+          <w:color w:val="1E293B"/>
+          <w:sz w:val="19"/>
+        </w:rPr>
+        <w:t xml:space="preserve">, </w:t>
+      </w:r>
+      <w:r>
+        <w:rPr>
+          <w:rFonts w:ascii="Calibri" w:hAnsi="Calibri"/>
+          <w:b/>
+          <w:color w:val="0F172A"/>
+          <w:sz w:val="19"/>
+        </w:rPr>
+        <w:t>React Router v7</w:t>
+      </w:r>
+      <w:r>
+        <w:rPr>
+          <w:rFonts w:ascii="Calibri" w:hAnsi="Calibri"/>
+          <w:color w:val="1E293B"/>
+          <w:sz w:val="19"/>
+        </w:rPr>
+        <w:t xml:space="preserve">, </w:t>
+      </w:r>
+      <w:r>
+        <w:rPr>
+          <w:rFonts w:ascii="Calibri" w:hAnsi="Calibri"/>
+          <w:b/>
+          <w:color w:val="0F172A"/>
+          <w:sz w:val="19"/>
+        </w:rPr>
+        <w:t>TypeScript</w:t>
+      </w:r>
+      <w:r>
+        <w:rPr>
+          <w:rFonts w:ascii="Calibri" w:hAnsi="Calibri"/>
+          <w:color w:val="1E293B"/>
+          <w:sz w:val="19"/>
+        </w:rPr>
+        <w:t xml:space="preserve">, </w:t>
+      </w:r>
+      <w:r>
+        <w:rPr>
+          <w:rFonts w:ascii="Calibri" w:hAnsi="Calibri"/>
+          <w:b/>
+          <w:color w:val="0F172A"/>
+          <w:sz w:val="19"/>
+        </w:rPr>
+        <w:t>Tailwind CSS v4</w:t>
+      </w:r>
+      <w:r>
+        <w:rPr>
+          <w:rFonts w:ascii="Calibri" w:hAnsi="Calibri"/>
+          <w:color w:val="1E293B"/>
+          <w:sz w:val="19"/>
+        </w:rPr>
+        <w:t xml:space="preserve">, and </w:t>
+      </w:r>
+      <w:r>
+        <w:rPr>
+          <w:rFonts w:ascii="Calibri" w:hAnsi="Calibri"/>
+          <w:b/>
+          <w:color w:val="0F172A"/>
+          <w:sz w:val="19"/>
+        </w:rPr>
+        <w:t>shadcn/ui</w:t>
+      </w:r>
+      <w:r>
+        <w:rPr>
+          <w:rFonts w:ascii="Calibri" w:hAnsi="Calibri"/>
+          <w:color w:val="1E293B"/>
+          <w:sz w:val="19"/>
+        </w:rPr>
+        <w:t>.</w:t>
       </w:r>
     </w:p>
     <w:p>
@@ -172,7 +274,41 @@
           <w:color w:val="1E293B"/>
           <w:sz w:val="19"/>
         </w:rPr>
-        <w:t>Integrated real-time WebSocket communication using Pusher JS for live incident streaming, instant operational alerts, and dynamic dashboard event updates.</w:t>
+        <w:t xml:space="preserve">Spearheaded real-time bidirectional streaming via </w:t>
+      </w:r>
+      <w:r>
+        <w:rPr>
+          <w:rFonts w:ascii="Calibri" w:hAnsi="Calibri"/>
+          <w:b/>
+          <w:color w:val="0F172A"/>
+          <w:sz w:val="19"/>
+        </w:rPr>
+        <w:t>Pusher WebSockets</w:t>
+      </w:r>
+      <w:r>
+        <w:rPr>
+          <w:rFonts w:ascii="Calibri" w:hAnsi="Calibri"/>
+          <w:color w:val="1E293B"/>
+          <w:sz w:val="19"/>
+        </w:rPr>
+        <w:t xml:space="preserve">, achieving </w:t>
+      </w:r>
+      <w:r>
+        <w:rPr>
+          <w:rFonts w:ascii="Calibri" w:hAnsi="Calibri"/>
+          <w:b/>
+          <w:color w:val="0F172A"/>
+          <w:sz w:val="19"/>
+        </w:rPr>
+        <w:t>&lt; 500ms incident broadcast latency</w:t>
+      </w:r>
+      <w:r>
+        <w:rPr>
+          <w:rFonts w:ascii="Calibri" w:hAnsi="Calibri"/>
+          <w:color w:val="1E293B"/>
+          <w:sz w:val="19"/>
+        </w:rPr>
+        <w:t xml:space="preserve"> and instant multi-screen telemetry synchronization.</w:t>
       </w:r>
     </w:p>
     <w:p>
@@ -187,7 +323,41 @@
           <w:color w:val="1E293B"/>
           <w:sz w:val="19"/>
         </w:rPr>
-        <w:t>Architected high-performance server-side data tables with TanStack Table v8 and server state caching via TanStack Query v5, supporting complex multi-field filtering, sorting, and pagination across large datasets.</w:t>
+        <w:t xml:space="preserve">Engineered high-performance server-side data tables with </w:t>
+      </w:r>
+      <w:r>
+        <w:rPr>
+          <w:rFonts w:ascii="Calibri" w:hAnsi="Calibri"/>
+          <w:b/>
+          <w:color w:val="0F172A"/>
+          <w:sz w:val="19"/>
+        </w:rPr>
+        <w:t>TanStack Table v8</w:t>
+      </w:r>
+      <w:r>
+        <w:rPr>
+          <w:rFonts w:ascii="Calibri" w:hAnsi="Calibri"/>
+          <w:color w:val="1E293B"/>
+          <w:sz w:val="19"/>
+        </w:rPr>
+        <w:t xml:space="preserve"> and server-state caching via </w:t>
+      </w:r>
+      <w:r>
+        <w:rPr>
+          <w:rFonts w:ascii="Calibri" w:hAnsi="Calibri"/>
+          <w:b/>
+          <w:color w:val="0F172A"/>
+          <w:sz w:val="19"/>
+        </w:rPr>
+        <w:t>TanStack Query v5</w:t>
+      </w:r>
+      <w:r>
+        <w:rPr>
+          <w:rFonts w:ascii="Calibri" w:hAnsi="Calibri"/>
+          <w:color w:val="1E293B"/>
+          <w:sz w:val="19"/>
+        </w:rPr>
+        <w:t>, supporting complex multi-field filtering across large datasets.</w:t>
       </w:r>
     </w:p>
     <w:p>
@@ -202,7 +372,58 @@
           <w:color w:val="1E293B"/>
           <w:sz w:val="19"/>
         </w:rPr>
-        <w:t>Engineered robust type-safe forms with React Hook Form and Zod schema validation, along with interactive data analytics charts using Recharts.</w:t>
+        <w:t xml:space="preserve">Designed 100% type-safe form workflows using </w:t>
+      </w:r>
+      <w:r>
+        <w:rPr>
+          <w:rFonts w:ascii="Calibri" w:hAnsi="Calibri"/>
+          <w:b/>
+          <w:color w:val="0F172A"/>
+          <w:sz w:val="19"/>
+        </w:rPr>
+        <w:t>React Hook Form</w:t>
+      </w:r>
+      <w:r>
+        <w:rPr>
+          <w:rFonts w:ascii="Calibri" w:hAnsi="Calibri"/>
+          <w:color w:val="1E293B"/>
+          <w:sz w:val="19"/>
+        </w:rPr>
+        <w:t xml:space="preserve"> with strict </w:t>
+      </w:r>
+      <w:r>
+        <w:rPr>
+          <w:rFonts w:ascii="Calibri" w:hAnsi="Calibri"/>
+          <w:b/>
+          <w:color w:val="0F172A"/>
+          <w:sz w:val="19"/>
+        </w:rPr>
+        <w:t>Zod</w:t>
+      </w:r>
+      <w:r>
+        <w:rPr>
+          <w:rFonts w:ascii="Calibri" w:hAnsi="Calibri"/>
+          <w:color w:val="1E293B"/>
+          <w:sz w:val="19"/>
+        </w:rPr>
+        <w:t xml:space="preserve"> schema validation and interactive visualization charts via </w:t>
+      </w:r>
+      <w:r>
+        <w:rPr>
+          <w:rFonts w:ascii="Calibri" w:hAnsi="Calibri"/>
+          <w:b/>
+          <w:color w:val="0F172A"/>
+          <w:sz w:val="19"/>
+        </w:rPr>
+        <w:t>Recharts</w:t>
+      </w:r>
+      <w:r>
+        <w:rPr>
+          <w:rFonts w:ascii="Calibri" w:hAnsi="Calibri"/>
+          <w:color w:val="1E293B"/>
+          <w:sz w:val="19"/>
+        </w:rPr>
+        <w:t>.</w:t>
       </w:r>
     </w:p>
     <w:p>
@@ -217,7 +438,109 @@
           <w:color w:val="1E293B"/>
           <w:sz w:val="19"/>
         </w:rPr>
-        <w:t>Previously built backend architectures, virtual event platforms, and CMS solutions using Laravel, Node.js, MySQL, and MongoDB, delivering high-concurrency client solutions on schedule.</w:t>
+        <w:t>Delivered robust enterprise backends, virtual exhibition platforms (</w:t>
+      </w:r>
+      <w:r>
+        <w:rPr>
+          <w:rFonts w:ascii="Calibri" w:hAnsi="Calibri"/>
+          <w:b/>
+          <w:color w:val="0F172A"/>
+          <w:sz w:val="19"/>
+        </w:rPr>
+        <w:t>Efosh</w:t>
+      </w:r>
+      <w:r>
+        <w:rPr>
+          <w:rFonts w:ascii="Calibri" w:hAnsi="Calibri"/>
+          <w:color w:val="1E293B"/>
+          <w:sz w:val="19"/>
+        </w:rPr>
+        <w:t xml:space="preserve">), tax e-Bupot systems, and </w:t>
+      </w:r>
+      <w:r>
+        <w:rPr>
+          <w:rFonts w:ascii="Calibri" w:hAnsi="Calibri"/>
+          <w:b/>
+          <w:color w:val="0F172A"/>
+          <w:sz w:val="19"/>
+        </w:rPr>
+        <w:t>Petrokimia Gresik</w:t>
+      </w:r>
+      <w:r>
+        <w:rPr>
+          <w:rFonts w:ascii="Calibri" w:hAnsi="Calibri"/>
+          <w:color w:val="1E293B"/>
+          <w:sz w:val="19"/>
+        </w:rPr>
+        <w:t xml:space="preserve"> insurance claim portals leveraging </w:t>
+      </w:r>
+      <w:r>
+        <w:rPr>
+          <w:rFonts w:ascii="Calibri" w:hAnsi="Calibri"/>
+          <w:b/>
+          <w:color w:val="0F172A"/>
+          <w:sz w:val="19"/>
+        </w:rPr>
+        <w:t>Laravel 12/10</w:t>
+      </w:r>
+      <w:r>
+        <w:rPr>
+          <w:rFonts w:ascii="Calibri" w:hAnsi="Calibri"/>
+          <w:color w:val="1E293B"/>
+          <w:sz w:val="19"/>
+        </w:rPr>
+        <w:t xml:space="preserve">, </w:t>
+      </w:r>
+      <w:r>
+        <w:rPr>
+          <w:rFonts w:ascii="Calibri" w:hAnsi="Calibri"/>
+          <w:b/>
+          <w:color w:val="0F172A"/>
+          <w:sz w:val="19"/>
+        </w:rPr>
+        <w:t>Livewire</w:t>
+      </w:r>
+      <w:r>
+        <w:rPr>
+          <w:rFonts w:ascii="Calibri" w:hAnsi="Calibri"/>
+          <w:color w:val="1E293B"/>
+          <w:sz w:val="19"/>
+        </w:rPr>
+        <w:t xml:space="preserve">, </w:t>
+      </w:r>
+      <w:r>
+        <w:rPr>
+          <w:rFonts w:ascii="Calibri" w:hAnsi="Calibri"/>
+          <w:b/>
+          <w:color w:val="0F172A"/>
+          <w:sz w:val="19"/>
+        </w:rPr>
+        <w:t>AWS S3</w:t>
+      </w:r>
+      <w:r>
+        <w:rPr>
+          <w:rFonts w:ascii="Calibri" w:hAnsi="Calibri"/>
+          <w:color w:val="1E293B"/>
+          <w:sz w:val="19"/>
+        </w:rPr>
+        <w:t xml:space="preserve">, and </w:t>
+      </w:r>
+      <w:r>
+        <w:rPr>
+          <w:rFonts w:ascii="Calibri" w:hAnsi="Calibri"/>
+          <w:b/>
+          <w:color w:val="0F172A"/>
+          <w:sz w:val="19"/>
+        </w:rPr>
+        <w:t>MySQL</w:t>
+      </w:r>
+      <w:r>
+        <w:rPr>
+          <w:rFonts w:ascii="Calibri" w:hAnsi="Calibri"/>
+          <w:color w:val="1E293B"/>
+          <w:sz w:val="19"/>
+        </w:rPr>
+        <w:t>.</w:t>
       </w:r>
     </w:p>
     <w:tbl>
@@ -297,7 +620,41 @@
           <w:color w:val="1E293B"/>
           <w:sz w:val="19"/>
         </w:rPr>
-        <w:t>Built and integrated high-performance REST and GraphQL APIs for 5+ Kipley projects, improving frontend response times by 30% through optimized caching and state management.</w:t>
+        <w:t xml:space="preserve">Engineered and orchestrated high-throughput </w:t>
+      </w:r>
+      <w:r>
+        <w:rPr>
+          <w:rFonts w:ascii="Calibri" w:hAnsi="Calibri"/>
+          <w:b/>
+          <w:color w:val="0F172A"/>
+          <w:sz w:val="19"/>
+        </w:rPr>
+        <w:t>REST &amp; GraphQL APIs</w:t>
+      </w:r>
+      <w:r>
+        <w:rPr>
+          <w:rFonts w:ascii="Calibri" w:hAnsi="Calibri"/>
+          <w:color w:val="1E293B"/>
+          <w:sz w:val="19"/>
+        </w:rPr>
+        <w:t xml:space="preserve"> across 5+ flagship dApps, boosting frontend response speeds by </w:t>
+      </w:r>
+      <w:r>
+        <w:rPr>
+          <w:rFonts w:ascii="Calibri" w:hAnsi="Calibri"/>
+          <w:b/>
+          <w:color w:val="0F172A"/>
+          <w:sz w:val="19"/>
+        </w:rPr>
+        <w:t>30%</w:t>
+      </w:r>
+      <w:r>
+        <w:rPr>
+          <w:rFonts w:ascii="Calibri" w:hAnsi="Calibri"/>
+          <w:color w:val="1E293B"/>
+          <w:sz w:val="19"/>
+        </w:rPr>
+        <w:t xml:space="preserve"> through optimized caching layers.</w:t>
       </w:r>
     </w:p>
     <w:p>
@@ -312,7 +669,75 @@
           <w:color w:val="1E293B"/>
           <w:sz w:val="19"/>
         </w:rPr>
-        <w:t>Integrated Ethereum smart contracts (Solidity) with Web3 frontend architectures (Next.js, Ethers.js/Wagmi), facilitating secure decentralized transactions for DeFi and NFT features.</w:t>
+        <w:t xml:space="preserve">Architected seamless </w:t>
+      </w:r>
+      <w:r>
+        <w:rPr>
+          <w:rFonts w:ascii="Calibri" w:hAnsi="Calibri"/>
+          <w:b/>
+          <w:color w:val="0F172A"/>
+          <w:sz w:val="19"/>
+        </w:rPr>
+        <w:t>Ethereum Smart Contract (Solidity)</w:t>
+      </w:r>
+      <w:r>
+        <w:rPr>
+          <w:rFonts w:ascii="Calibri" w:hAnsi="Calibri"/>
+          <w:color w:val="1E293B"/>
+          <w:sz w:val="19"/>
+        </w:rPr>
+        <w:t xml:space="preserve"> integrations with </w:t>
+      </w:r>
+      <w:r>
+        <w:rPr>
+          <w:rFonts w:ascii="Calibri" w:hAnsi="Calibri"/>
+          <w:b/>
+          <w:color w:val="0F172A"/>
+          <w:sz w:val="19"/>
+        </w:rPr>
+        <w:t>Next.js 15 (App Router, Turbopack)</w:t>
+      </w:r>
+      <w:r>
+        <w:rPr>
+          <w:rFonts w:ascii="Calibri" w:hAnsi="Calibri"/>
+          <w:color w:val="1E293B"/>
+          <w:sz w:val="19"/>
+        </w:rPr>
+        <w:t xml:space="preserve"> frontends via </w:t>
+      </w:r>
+      <w:r>
+        <w:rPr>
+          <w:rFonts w:ascii="Calibri" w:hAnsi="Calibri"/>
+          <w:b/>
+          <w:color w:val="0F172A"/>
+          <w:sz w:val="19"/>
+        </w:rPr>
+        <w:t>Wagmi v2</w:t>
+      </w:r>
+      <w:r>
+        <w:rPr>
+          <w:rFonts w:ascii="Calibri" w:hAnsi="Calibri"/>
+          <w:color w:val="1E293B"/>
+          <w:sz w:val="19"/>
+        </w:rPr>
+        <w:t xml:space="preserve"> and </w:t>
+      </w:r>
+      <w:r>
+        <w:rPr>
+          <w:rFonts w:ascii="Calibri" w:hAnsi="Calibri"/>
+          <w:b/>
+          <w:color w:val="0F172A"/>
+          <w:sz w:val="19"/>
+        </w:rPr>
+        <w:t>Ethers.js v6</w:t>
+      </w:r>
+      <w:r>
+        <w:rPr>
+          <w:rFonts w:ascii="Calibri" w:hAnsi="Calibri"/>
+          <w:color w:val="1E293B"/>
+          <w:sz w:val="19"/>
+        </w:rPr>
+        <w:t xml:space="preserve"> for secure DeFi/NFT transactions.</w:t>
       </w:r>
     </w:p>
     <w:p>
@@ -327,7 +752,58 @@
           <w:color w:val="1E293B"/>
           <w:sz w:val="19"/>
         </w:rPr>
-        <w:t>Developed a high-concurrency Telegram AI Assistant supporting multichain transactions (TON, USDT, Telegram Stars), enabling real-time user interaction and automated crypto payments.</w:t>
+        <w:t xml:space="preserve">Developed an autonomous </w:t>
+      </w:r>
+      <w:r>
+        <w:rPr>
+          <w:rFonts w:ascii="Calibri" w:hAnsi="Calibri"/>
+          <w:b/>
+          <w:color w:val="0F172A"/>
+          <w:sz w:val="19"/>
+        </w:rPr>
+        <w:t>Telegram AI Assistant</w:t>
+      </w:r>
+      <w:r>
+        <w:rPr>
+          <w:rFonts w:ascii="Calibri" w:hAnsi="Calibri"/>
+          <w:color w:val="1E293B"/>
+          <w:sz w:val="19"/>
+        </w:rPr>
+        <w:t xml:space="preserve"> supporting multi-chain settlement (</w:t>
+      </w:r>
+      <w:r>
+        <w:rPr>
+          <w:rFonts w:ascii="Calibri" w:hAnsi="Calibri"/>
+          <w:b/>
+          <w:color w:val="0F172A"/>
+          <w:sz w:val="19"/>
+        </w:rPr>
+        <w:t>TON, USDT, Telegram Stars</w:t>
+      </w:r>
+      <w:r>
+        <w:rPr>
+          <w:rFonts w:ascii="Calibri" w:hAnsi="Calibri"/>
+          <w:color w:val="1E293B"/>
+          <w:sz w:val="19"/>
+        </w:rPr>
+        <w:t xml:space="preserve">) and fiat on-ramp integrations with </w:t>
+      </w:r>
+      <w:r>
+        <w:rPr>
+          <w:rFonts w:ascii="Calibri" w:hAnsi="Calibri"/>
+          <w:b/>
+          <w:color w:val="0F172A"/>
+          <w:sz w:val="19"/>
+        </w:rPr>
+        <w:t>100% zero-failure transaction reliability</w:t>
+      </w:r>
+      <w:r>
+        <w:rPr>
+          <w:rFonts w:ascii="Calibri" w:hAnsi="Calibri"/>
+          <w:color w:val="1E293B"/>
+          <w:sz w:val="19"/>
+        </w:rPr>
+        <w:t>.</w:t>
       </w:r>
     </w:p>
     <w:p>
@@ -342,7 +818,7 @@
           <w:color w:val="1E293B"/>
           <w:sz w:val="19"/>
         </w:rPr>
-        <w:t>Collaborated closely with product, UI/UX, and backend teams in an Agile environment to iterate on features, resolve technical blockers, and meet sprint deadlines consistently.</w:t>
+        <w:t>Championed Agile sprint execution, collaborating cross-functionally with UI/UX and product teams to deliver feature releases on schedule.</w:t>
       </w:r>
     </w:p>
     <w:tbl>
@@ -422,7 +898,75 @@
           <w:color w:val="1E293B"/>
           <w:sz w:val="19"/>
         </w:rPr>
-        <w:t>Developed secure, scalable web-based back-end systems (online assessments, e-commerce, CRM, and CMS) utilizing PHP, Laravel, MySQL, and RESTful APIs.</w:t>
+        <w:t xml:space="preserve">Architected scalable web backends for </w:t>
+      </w:r>
+      <w:r>
+        <w:rPr>
+          <w:rFonts w:ascii="Calibri" w:hAnsi="Calibri"/>
+          <w:b/>
+          <w:color w:val="0F172A"/>
+          <w:sz w:val="19"/>
+        </w:rPr>
+        <w:t>Kemdikbudristek RI (EPAK Widyaprada)</w:t>
+      </w:r>
+      <w:r>
+        <w:rPr>
+          <w:rFonts w:ascii="Calibri" w:hAnsi="Calibri"/>
+          <w:color w:val="1E293B"/>
+          <w:sz w:val="19"/>
+        </w:rPr>
+        <w:t xml:space="preserve"> national civil servant credit scoring, automotive e-commerce, and CRM platforms using </w:t>
+      </w:r>
+      <w:r>
+        <w:rPr>
+          <w:rFonts w:ascii="Calibri" w:hAnsi="Calibri"/>
+          <w:b/>
+          <w:color w:val="0F172A"/>
+          <w:sz w:val="19"/>
+        </w:rPr>
+        <w:t>PHP Laravel</w:t>
+      </w:r>
+      <w:r>
+        <w:rPr>
+          <w:rFonts w:ascii="Calibri" w:hAnsi="Calibri"/>
+          <w:color w:val="1E293B"/>
+          <w:sz w:val="19"/>
+        </w:rPr>
+        <w:t xml:space="preserve">, </w:t>
+      </w:r>
+      <w:r>
+        <w:rPr>
+          <w:rFonts w:ascii="Calibri" w:hAnsi="Calibri"/>
+          <w:b/>
+          <w:color w:val="0F172A"/>
+          <w:sz w:val="19"/>
+        </w:rPr>
+        <w:t>MySQL</w:t>
+      </w:r>
+      <w:r>
+        <w:rPr>
+          <w:rFonts w:ascii="Calibri" w:hAnsi="Calibri"/>
+          <w:color w:val="1E293B"/>
+          <w:sz w:val="19"/>
+        </w:rPr>
+        <w:t xml:space="preserve">, and </w:t>
+      </w:r>
+      <w:r>
+        <w:rPr>
+          <w:rFonts w:ascii="Calibri" w:hAnsi="Calibri"/>
+          <w:b/>
+          <w:color w:val="0F172A"/>
+          <w:sz w:val="19"/>
+        </w:rPr>
+        <w:t>AWS S3</w:t>
+      </w:r>
+      <w:r>
+        <w:rPr>
+          <w:rFonts w:ascii="Calibri" w:hAnsi="Calibri"/>
+          <w:color w:val="1E293B"/>
+          <w:sz w:val="19"/>
+        </w:rPr>
+        <w:t>.</w:t>
       </w:r>
     </w:p>
     <w:p>
@@ -437,7 +981,58 @@
           <w:color w:val="1E293B"/>
           <w:sz w:val="19"/>
         </w:rPr>
-        <w:t>Integrated end-to-end payment gateway workflows (Midtrans, Moota) and Google API services, ensuring 99.9% billing transaction accuracy and seamless automated reconciliation.</w:t>
+        <w:t>Engineered secure payment gateway integrations (</w:t>
+      </w:r>
+      <w:r>
+        <w:rPr>
+          <w:rFonts w:ascii="Calibri" w:hAnsi="Calibri"/>
+          <w:b/>
+          <w:color w:val="0F172A"/>
+          <w:sz w:val="19"/>
+        </w:rPr>
+        <w:t>Midtrans Snap</w:t>
+      </w:r>
+      <w:r>
+        <w:rPr>
+          <w:rFonts w:ascii="Calibri" w:hAnsi="Calibri"/>
+          <w:color w:val="1E293B"/>
+          <w:sz w:val="19"/>
+        </w:rPr>
+        <w:t xml:space="preserve">, </w:t>
+      </w:r>
+      <w:r>
+        <w:rPr>
+          <w:rFonts w:ascii="Calibri" w:hAnsi="Calibri"/>
+          <w:b/>
+          <w:color w:val="0F172A"/>
+          <w:sz w:val="19"/>
+        </w:rPr>
+        <w:t>Moota</w:t>
+      </w:r>
+      <w:r>
+        <w:rPr>
+          <w:rFonts w:ascii="Calibri" w:hAnsi="Calibri"/>
+          <w:color w:val="1E293B"/>
+          <w:sz w:val="19"/>
+        </w:rPr>
+        <w:t xml:space="preserve">) and Google APIs, guaranteeing </w:t>
+      </w:r>
+      <w:r>
+        <w:rPr>
+          <w:rFonts w:ascii="Calibri" w:hAnsi="Calibri"/>
+          <w:b/>
+          <w:color w:val="0F172A"/>
+          <w:sz w:val="19"/>
+        </w:rPr>
+        <w:t>99.9% billing transaction accuracy</w:t>
+      </w:r>
+      <w:r>
+        <w:rPr>
+          <w:rFonts w:ascii="Calibri" w:hAnsi="Calibri"/>
+          <w:color w:val="1E293B"/>
+          <w:sz w:val="19"/>
+        </w:rPr>
+        <w:t xml:space="preserve"> and automated reconciliation.</w:t>
       </w:r>
     </w:p>
     <w:p>
@@ -452,7 +1047,58 @@
           <w:color w:val="1E293B"/>
           <w:sz w:val="19"/>
         </w:rPr>
-        <w:t>Engineered companion native Android applications utilizing Java, Kotlin, Android Jetpack, and Firebase for real-time synchronization and intuitive user experiences.</w:t>
+        <w:t xml:space="preserve">Developed companion native Android applications utilizing </w:t>
+      </w:r>
+      <w:r>
+        <w:rPr>
+          <w:rFonts w:ascii="Calibri" w:hAnsi="Calibri"/>
+          <w:b/>
+          <w:color w:val="0F172A"/>
+          <w:sz w:val="19"/>
+        </w:rPr>
+        <w:t>Kotlin</w:t>
+      </w:r>
+      <w:r>
+        <w:rPr>
+          <w:rFonts w:ascii="Calibri" w:hAnsi="Calibri"/>
+          <w:color w:val="1E293B"/>
+          <w:sz w:val="19"/>
+        </w:rPr>
+        <w:t xml:space="preserve">, </w:t>
+      </w:r>
+      <w:r>
+        <w:rPr>
+          <w:rFonts w:ascii="Calibri" w:hAnsi="Calibri"/>
+          <w:b/>
+          <w:color w:val="0F172A"/>
+          <w:sz w:val="19"/>
+        </w:rPr>
+        <w:t>Android Jetpack</w:t>
+      </w:r>
+      <w:r>
+        <w:rPr>
+          <w:rFonts w:ascii="Calibri" w:hAnsi="Calibri"/>
+          <w:color w:val="1E293B"/>
+          <w:sz w:val="19"/>
+        </w:rPr>
+        <w:t xml:space="preserve">, and </w:t>
+      </w:r>
+      <w:r>
+        <w:rPr>
+          <w:rFonts w:ascii="Calibri" w:hAnsi="Calibri"/>
+          <w:b/>
+          <w:color w:val="0F172A"/>
+          <w:sz w:val="19"/>
+        </w:rPr>
+        <w:t>Firebase</w:t>
+      </w:r>
+      <w:r>
+        <w:rPr>
+          <w:rFonts w:ascii="Calibri" w:hAnsi="Calibri"/>
+          <w:color w:val="1E293B"/>
+          <w:sz w:val="19"/>
+        </w:rPr>
+        <w:t xml:space="preserve"> for real-time data synchronization.</w:t>
       </w:r>
     </w:p>
     <w:p>
@@ -467,7 +1113,58 @@
           <w:color w:val="1E293B"/>
           <w:sz w:val="19"/>
         </w:rPr>
-        <w:t>Configured deployment pipelines and server environments across Linux/SSH, cPanel, and Plesk, ensuring high availability and zero-downtime releases.</w:t>
+        <w:t xml:space="preserve">Configured CI/CD deployment pipelines on </w:t>
+      </w:r>
+      <w:r>
+        <w:rPr>
+          <w:rFonts w:ascii="Calibri" w:hAnsi="Calibri"/>
+          <w:b/>
+          <w:color w:val="0F172A"/>
+          <w:sz w:val="19"/>
+        </w:rPr>
+        <w:t>Linux/SSH</w:t>
+      </w:r>
+      <w:r>
+        <w:rPr>
+          <w:rFonts w:ascii="Calibri" w:hAnsi="Calibri"/>
+          <w:color w:val="1E293B"/>
+          <w:sz w:val="19"/>
+        </w:rPr>
+        <w:t xml:space="preserve">, </w:t>
+      </w:r>
+      <w:r>
+        <w:rPr>
+          <w:rFonts w:ascii="Calibri" w:hAnsi="Calibri"/>
+          <w:b/>
+          <w:color w:val="0F172A"/>
+          <w:sz w:val="19"/>
+        </w:rPr>
+        <w:t>cPanel</w:t>
+      </w:r>
+      <w:r>
+        <w:rPr>
+          <w:rFonts w:ascii="Calibri" w:hAnsi="Calibri"/>
+          <w:color w:val="1E293B"/>
+          <w:sz w:val="19"/>
+        </w:rPr>
+        <w:t xml:space="preserve">, and </w:t>
+      </w:r>
+      <w:r>
+        <w:rPr>
+          <w:rFonts w:ascii="Calibri" w:hAnsi="Calibri"/>
+          <w:b/>
+          <w:color w:val="0F172A"/>
+          <w:sz w:val="19"/>
+        </w:rPr>
+        <w:t>Plesk</w:t>
+      </w:r>
+      <w:r>
+        <w:rPr>
+          <w:rFonts w:ascii="Calibri" w:hAnsi="Calibri"/>
+          <w:color w:val="1E293B"/>
+          <w:sz w:val="19"/>
+        </w:rPr>
+        <w:t>, ensuring high availability and zero-downtime production rollouts.</w:t>
       </w:r>
     </w:p>
     <w:tbl>
@@ -503,7 +1200,7 @@
                 <w:color w:val="0F172A"/>
                 <w:sz w:val="20"/>
               </w:rPr>
-              <w:t>Android Developer | PT Aku Pintar Indonesia (Surabaya, Indonesia)</w:t>
+              <w:t>Software Developer | PT Aku Pintar Indonesia (Surabaya, Indonesia)</w:t>
             </w:r>
           </w:p>
         </w:tc>
@@ -547,7 +1244,58 @@
           <w:color w:val="1E293B"/>
           <w:sz w:val="19"/>
         </w:rPr>
-        <w:t>Spearheaded native Android development for a flagship education platform with 1.5M+ active users and a 4.42/5.00 Play Store rating.</w:t>
+        <w:t xml:space="preserve">Spearheaded native </w:t>
+      </w:r>
+      <w:r>
+        <w:rPr>
+          <w:rFonts w:ascii="Calibri" w:hAnsi="Calibri"/>
+          <w:b/>
+          <w:color w:val="0F172A"/>
+          <w:sz w:val="19"/>
+        </w:rPr>
+        <w:t>Android (Kotlin &amp; Java)</w:t>
+      </w:r>
+      <w:r>
+        <w:rPr>
+          <w:rFonts w:ascii="Calibri" w:hAnsi="Calibri"/>
+          <w:color w:val="1E293B"/>
+          <w:sz w:val="19"/>
+        </w:rPr>
+        <w:t xml:space="preserve"> development for a flagship EdTech platform serving </w:t>
+      </w:r>
+      <w:r>
+        <w:rPr>
+          <w:rFonts w:ascii="Calibri" w:hAnsi="Calibri"/>
+          <w:b/>
+          <w:color w:val="0F172A"/>
+          <w:sz w:val="19"/>
+        </w:rPr>
+        <w:t>1,500,000+ active users</w:t>
+      </w:r>
+      <w:r>
+        <w:rPr>
+          <w:rFonts w:ascii="Calibri" w:hAnsi="Calibri"/>
+          <w:color w:val="1E293B"/>
+          <w:sz w:val="19"/>
+        </w:rPr>
+        <w:t xml:space="preserve"> with a </w:t>
+      </w:r>
+      <w:r>
+        <w:rPr>
+          <w:rFonts w:ascii="Calibri" w:hAnsi="Calibri"/>
+          <w:b/>
+          <w:color w:val="0F172A"/>
+          <w:sz w:val="19"/>
+        </w:rPr>
+        <w:t>4.42/5.00 Google Play Store rating</w:t>
+      </w:r>
+      <w:r>
+        <w:rPr>
+          <w:rFonts w:ascii="Calibri" w:hAnsi="Calibri"/>
+          <w:color w:val="1E293B"/>
+          <w:sz w:val="19"/>
+        </w:rPr>
+        <w:t>.</w:t>
       </w:r>
     </w:p>
     <w:p>
@@ -562,7 +1310,75 @@
           <w:color w:val="1E293B"/>
           <w:sz w:val="19"/>
         </w:rPr>
-        <w:t>Architected and refactored the app into a modular MVVM structure using Android Jetpack, reducing the application size by 38.6% (from 69.5 MB to 42.7 MB) and boosting runtime performance.</w:t>
+        <w:t xml:space="preserve">Architected a modular </w:t>
+      </w:r>
+      <w:r>
+        <w:rPr>
+          <w:rFonts w:ascii="Calibri" w:hAnsi="Calibri"/>
+          <w:b/>
+          <w:color w:val="0F172A"/>
+          <w:sz w:val="19"/>
+        </w:rPr>
+        <w:t>Clean Architecture &amp; MVVM</w:t>
+      </w:r>
+      <w:r>
+        <w:rPr>
+          <w:rFonts w:ascii="Calibri" w:hAnsi="Calibri"/>
+          <w:color w:val="1E293B"/>
+          <w:sz w:val="19"/>
+        </w:rPr>
+        <w:t xml:space="preserve"> refactor using </w:t>
+      </w:r>
+      <w:r>
+        <w:rPr>
+          <w:rFonts w:ascii="Calibri" w:hAnsi="Calibri"/>
+          <w:b/>
+          <w:color w:val="0F172A"/>
+          <w:sz w:val="19"/>
+        </w:rPr>
+        <w:t>Android Jetpack</w:t>
+      </w:r>
+      <w:r>
+        <w:rPr>
+          <w:rFonts w:ascii="Calibri" w:hAnsi="Calibri"/>
+          <w:color w:val="1E293B"/>
+          <w:sz w:val="19"/>
+        </w:rPr>
+        <w:t xml:space="preserve">, shrinking application size by </w:t>
+      </w:r>
+      <w:r>
+        <w:rPr>
+          <w:rFonts w:ascii="Calibri" w:hAnsi="Calibri"/>
+          <w:b/>
+          <w:color w:val="0F172A"/>
+          <w:sz w:val="19"/>
+        </w:rPr>
+        <w:t>38.6%</w:t>
+      </w:r>
+      <w:r>
+        <w:rPr>
+          <w:rFonts w:ascii="Calibri" w:hAnsi="Calibri"/>
+          <w:color w:val="1E293B"/>
+          <w:sz w:val="19"/>
+        </w:rPr>
+        <w:t xml:space="preserve"> (</w:t>
+      </w:r>
+      <w:r>
+        <w:rPr>
+          <w:rFonts w:ascii="Calibri" w:hAnsi="Calibri"/>
+          <w:b/>
+          <w:color w:val="0F172A"/>
+          <w:sz w:val="19"/>
+        </w:rPr>
+        <w:t>69.5 MB to 42.7 MB</w:t>
+      </w:r>
+      <w:r>
+        <w:rPr>
+          <w:rFonts w:ascii="Calibri" w:hAnsi="Calibri"/>
+          <w:color w:val="1E293B"/>
+          <w:sz w:val="19"/>
+        </w:rPr>
+        <w:t>) and boosting runtime rendering performance.</w:t>
       </w:r>
     </w:p>
     <w:p>
@@ -577,7 +1393,24 @@
           <w:color w:val="1E293B"/>
           <w:sz w:val="19"/>
         </w:rPr>
-        <w:t>Optimized and maintained core application modules to achieve a 99.42%+ crash-free user rate over continuous 90-day release cycles.</w:t>
+        <w:t xml:space="preserve">Optimized core background sync and memory allocation to sustain a </w:t>
+      </w:r>
+      <w:r>
+        <w:rPr>
+          <w:rFonts w:ascii="Calibri" w:hAnsi="Calibri"/>
+          <w:b/>
+          <w:color w:val="0F172A"/>
+          <w:sz w:val="19"/>
+        </w:rPr>
+        <w:t>99.42%+ crash-free session rate</w:t>
+      </w:r>
+      <w:r>
+        <w:rPr>
+          <w:rFonts w:ascii="Calibri" w:hAnsi="Calibri"/>
+          <w:color w:val="1E293B"/>
+          <w:sz w:val="19"/>
+        </w:rPr>
+        <w:t xml:space="preserve"> across continuous 90-day production release cycles.</w:t>
       </w:r>
     </w:p>
     <w:p>
@@ -592,7 +1425,75 @@
           <w:color w:val="1E293B"/>
           <w:sz w:val="19"/>
         </w:rPr>
-        <w:t>Facilitated bi-weekly agile standups and sprint planning, collaborating cross-functionally to deliver feature releases on schedule.</w:t>
+        <w:t xml:space="preserve">Maintained enterprise </w:t>
+      </w:r>
+      <w:r>
+        <w:rPr>
+          <w:rFonts w:ascii="Calibri" w:hAnsi="Calibri"/>
+          <w:b/>
+          <w:color w:val="0F172A"/>
+          <w:sz w:val="19"/>
+        </w:rPr>
+        <w:t>Liferay OSGi web portal modules</w:t>
+      </w:r>
+      <w:r>
+        <w:rPr>
+          <w:rFonts w:ascii="Calibri" w:hAnsi="Calibri"/>
+          <w:color w:val="1E293B"/>
+          <w:sz w:val="19"/>
+        </w:rPr>
+        <w:t xml:space="preserve"> (100+ micro-modules), integrating national </w:t>
+      </w:r>
+      <w:r>
+        <w:rPr>
+          <w:rFonts w:ascii="Calibri" w:hAnsi="Calibri"/>
+          <w:b/>
+          <w:color w:val="0F172A"/>
+          <w:sz w:val="19"/>
+        </w:rPr>
+        <w:t>RIASEC psychometric testing</w:t>
+      </w:r>
+      <w:r>
+        <w:rPr>
+          <w:rFonts w:ascii="Calibri" w:hAnsi="Calibri"/>
+          <w:color w:val="1E293B"/>
+          <w:sz w:val="19"/>
+        </w:rPr>
+        <w:t xml:space="preserve">, </w:t>
+      </w:r>
+      <w:r>
+        <w:rPr>
+          <w:rFonts w:ascii="Calibri" w:hAnsi="Calibri"/>
+          <w:b/>
+          <w:color w:val="0F172A"/>
+          <w:sz w:val="19"/>
+        </w:rPr>
+        <w:t>WebRTC live video counseling</w:t>
+      </w:r>
+      <w:r>
+        <w:rPr>
+          <w:rFonts w:ascii="Calibri" w:hAnsi="Calibri"/>
+          <w:color w:val="1E293B"/>
+          <w:sz w:val="19"/>
+        </w:rPr>
+        <w:t>, and automated payment gateways (</w:t>
+      </w:r>
+      <w:r>
+        <w:rPr>
+          <w:rFonts w:ascii="Calibri" w:hAnsi="Calibri"/>
+          <w:b/>
+          <w:color w:val="0F172A"/>
+          <w:sz w:val="19"/>
+        </w:rPr>
+        <w:t>BCA, OVO</w:t>
+      </w:r>
+      <w:r>
+        <w:rPr>
+          <w:rFonts w:ascii="Calibri" w:hAnsi="Calibri"/>
+          <w:color w:val="1E293B"/>
+          <w:sz w:val="19"/>
+        </w:rPr>
+        <w:t>).</w:t>
       </w:r>
     </w:p>
     <w:p>

--- a/output/en/Resume_Frontend_Engineer.docx
+++ b/output/en/Resume_Frontend_Engineer.docx
@@ -28,8 +28,93 @@
           <w:color w:val="475569"/>
           <w:sz w:val="18"/>
         </w:rPr>
-        <w:t>Surabaya / Jakarta, Indonesia  •  hendrifebriansyah28@gmail.com  •  +62 896 9827 7267  •  LinkedIn: linkedin.com/in/hendrifebriansyah  •  GitHub: github.com/hendrifebriansyah  •  Portfolio: Portfolio</w:t>
+        <w:t xml:space="preserve">Surabaya / Jakarta, Indonesia  •  </w:t>
       </w:r>
+      <w:hyperlink r:id="rId9" w:history="1">
+        <w:r>
+          <w:rPr>
+            <w:rFonts w:ascii="Calibri" w:hAnsi="Calibri"/>
+            <w:sz w:val="18"/>
+            <w:color w:val="2563EB"/>
+          </w:rPr>
+          <w:t xml:space="preserve">hendrifebriansyah28@gmail.com</w:t>
+        </w:r>
+      </w:hyperlink>
+      <w:r>
+        <w:rPr>
+          <w:rFonts w:ascii="Calibri" w:hAnsi="Calibri"/>
+          <w:color w:val="475569"/>
+          <w:sz w:val="18"/>
+        </w:rPr>
+        <w:t xml:space="preserve">  •  </w:t>
+      </w:r>
+      <w:hyperlink r:id="rId10" w:history="1">
+        <w:r>
+          <w:rPr>
+            <w:rFonts w:ascii="Calibri" w:hAnsi="Calibri"/>
+            <w:sz w:val="18"/>
+            <w:color w:val="2563EB"/>
+          </w:rPr>
+          <w:t xml:space="preserve">+62 896 9827 7267</w:t>
+        </w:r>
+      </w:hyperlink>
+      <w:r>
+        <w:rPr>
+          <w:rFonts w:ascii="Calibri" w:hAnsi="Calibri"/>
+          <w:color w:val="475569"/>
+          <w:sz w:val="18"/>
+        </w:rPr>
+        <w:t xml:space="preserve">  •  </w:t>
+      </w:r>
+      <w:hyperlink r:id="rId11" w:history="1">
+        <w:r>
+          <w:rPr>
+            <w:rFonts w:ascii="Calibri" w:hAnsi="Calibri"/>
+            <w:sz w:val="18"/>
+            <w:color w:val="2563EB"/>
+            <w:u w:val="single"/>
+          </w:rPr>
+          <w:t xml:space="preserve">LinkedIn</w:t>
+        </w:r>
+      </w:hyperlink>
+      <w:r>
+        <w:rPr>
+          <w:rFonts w:ascii="Calibri" w:hAnsi="Calibri"/>
+          <w:color w:val="475569"/>
+          <w:sz w:val="18"/>
+        </w:rPr>
+        <w:t xml:space="preserve">  •  </w:t>
+      </w:r>
+      <w:hyperlink r:id="rId12" w:history="1">
+        <w:r>
+          <w:rPr>
+            <w:rFonts w:ascii="Calibri" w:hAnsi="Calibri"/>
+            <w:sz w:val="18"/>
+            <w:color w:val="2563EB"/>
+            <w:u w:val="single"/>
+          </w:rPr>
+          <w:t xml:space="preserve">GitHub</w:t>
+        </w:r>
+      </w:hyperlink>
+      <w:r>
+        <w:rPr>
+          <w:rFonts w:ascii="Calibri" w:hAnsi="Calibri"/>
+          <w:color w:val="475569"/>
+          <w:sz w:val="18"/>
+        </w:rPr>
+        <w:t xml:space="preserve">  •  </w:t>
+      </w:r>
+      <w:hyperlink r:id="rId13" w:history="1">
+        <w:r>
+          <w:rPr>
+            <w:rFonts w:ascii="Calibri" w:hAnsi="Calibri"/>
+            <w:sz w:val="18"/>
+            <w:color w:val="2563EB"/>
+            <w:u w:val="single"/>
+          </w:rPr>
+          <w:t xml:space="preserve">Portfolio &amp; Career Graph</w:t>
+        </w:r>
+      </w:hyperlink>
     </w:p>
     <w:p>
       <w:pPr>

--- a/output/en/Resume_Frontend_Engineer.docx
+++ b/output/en/Resume_Frontend_Engineer.docx
@@ -28,7 +28,7 @@
           <w:color w:val="475569"/>
           <w:sz w:val="18"/>
         </w:rPr>
-        <w:t xml:space="preserve">Surabaya / Jakarta, Indonesia  •  </w:t>
+        <w:t xml:space="preserve">Indonesia  •  </w:t>
       </w:r>
       <w:hyperlink r:id="rId9" w:history="1">
         <w:r>

--- a/output/en/Resume_Frontend_Engineer.docx
+++ b/output/en/Resume_Frontend_Engineer.docx
@@ -112,7 +112,7 @@
             <w:color w:val="2563EB"/>
             <w:u w:val="single"/>
           </w:rPr>
-          <w:t xml:space="preserve">Portfolio &amp; Career Graph</w:t>
+          <w:t xml:space="preserve">Portfolio</w:t>
         </w:r>
       </w:hyperlink>
     </w:p>
